--- a/Edward Mandishe.docx
+++ b/Edward Mandishe.docx
@@ -1001,7 +1001,7 @@
           </mc:Choice>
           <mc:Fallback>
             <w:pict>
-              <v:line w14:anchorId="56CB1D85" id="Straight Connector 14" o:spid="_x0000_s1026" style="position:absolute;z-index:251661312;visibility:visible;mso-wrap-style:square;mso-width-percent:0;mso-wrap-distance-left:9pt;mso-wrap-distance-top:0;mso-wrap-distance-right:9pt;mso-wrap-distance-bottom:0;mso-position-horizontal:absolute;mso-position-horizontal-relative:text;mso-position-vertical:absolute;mso-position-vertical-relative:text;mso-width-percent:0;mso-width-relative:margin" from="-13.5pt,-14.25pt" to="484.5pt,-14.25pt" o:gfxdata="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" strokecolor="windowText" strokeweight="3pt">
+              <v:line w14:anchorId="564E163F" id="Straight Connector 14" o:spid="_x0000_s1026" style="position:absolute;z-index:251661312;visibility:visible;mso-wrap-style:square;mso-width-percent:0;mso-wrap-distance-left:9pt;mso-wrap-distance-top:0;mso-wrap-distance-right:9pt;mso-wrap-distance-bottom:0;mso-position-horizontal:absolute;mso-position-horizontal-relative:text;mso-position-vertical:absolute;mso-position-vertical-relative:text;mso-width-percent:0;mso-width-relative:margin" from="-13.5pt,-14.25pt" to="484.5pt,-14.25pt" o:gfxdata="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" strokecolor="windowText" strokeweight="3pt">
                 <v:shadow on="t" color="black" opacity="22937f" origin=",.5" offset="0,.63889mm"/>
               </v:line>
             </w:pict>
@@ -1071,7 +1071,7 @@
           </mc:Choice>
           <mc:Fallback>
             <w:pict>
-              <v:line w14:anchorId="2E89F044" id="Straight Connector 15" o:spid="_x0000_s1026" style="position:absolute;z-index:251660288;visibility:visible;mso-wrap-style:square;mso-width-percent:0;mso-wrap-distance-left:9pt;mso-wrap-distance-top:0;mso-wrap-distance-right:9pt;mso-wrap-distance-bottom:0;mso-position-horizontal:absolute;mso-position-horizontal-relative:text;mso-position-vertical:absolute;mso-position-vertical-relative:text;mso-width-percent:0;mso-width-relative:margin" from="-13.5pt,78.75pt" to="484.5pt,78.75pt" o:gfxdata="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" strokecolor="windowText" strokeweight="3pt">
+              <v:line w14:anchorId="53EE363D" id="Straight Connector 15" o:spid="_x0000_s1026" style="position:absolute;z-index:251660288;visibility:visible;mso-wrap-style:square;mso-width-percent:0;mso-wrap-distance-left:9pt;mso-wrap-distance-top:0;mso-wrap-distance-right:9pt;mso-wrap-distance-bottom:0;mso-position-horizontal:absolute;mso-position-horizontal-relative:text;mso-position-vertical:absolute;mso-position-vertical-relative:text;mso-width-percent:0;mso-width-relative:margin" from="-13.5pt,78.75pt" to="484.5pt,78.75pt" o:gfxdata="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" strokecolor="windowText" strokeweight="3pt">
                 <v:shadow on="t" color="black" opacity="22937f" origin=",.5" offset="0,.63889mm"/>
               </v:line>
             </w:pict>
@@ -1395,20 +1395,8 @@
           <w:szCs w:val="28"/>
           <w:lang w:val="en-GB" w:eastAsia="en-GB"/>
         </w:rPr>
-        <w:t xml:space="preserve">Supervisor: Mr B. </w:t>
-      </w:r>
-      <w:proofErr w:type="spellStart"/>
-      <w:r>
-        <w:rPr>
-          <w:rFonts w:ascii="Times New Roman" w:eastAsia="Times New Roman" w:hAnsi="Times New Roman" w:cs="Times New Roman"/>
-          <w:color w:val="000000"/>
-          <w:sz w:val="28"/>
-          <w:szCs w:val="28"/>
-          <w:lang w:val="en-GB" w:eastAsia="en-GB"/>
-        </w:rPr>
-        <w:t>Mupini</w:t>
-      </w:r>
-      <w:proofErr w:type="spellEnd"/>
+        <w:t>Supervisor: Mr B. Mupini</w:t>
+      </w:r>
     </w:p>
     <w:p>
       <w:pPr>
@@ -1849,23 +1837,38 @@
           <w:szCs w:val="24"/>
         </w:rPr>
         <w:tab/>
-        <w:t xml:space="preserve">                               Date</w:t>
-      </w:r>
-      <w:proofErr w:type="gramStart"/>
-      <w:r>
+        <w:t xml:space="preserve">                               Date ..…./…..…/……….</w:t>
+      </w:r>
+    </w:p>
+    <w:p>
+      <w:pPr>
+        <w:spacing w:line="360" w:lineRule="auto"/>
+        <w:jc w:val="both"/>
         <w:rPr>
           <w:rFonts w:ascii="Times New Roman" w:hAnsi="Times New Roman"/>
           <w:szCs w:val="24"/>
         </w:rPr>
-        <w:t xml:space="preserve"> ..…./…..</w:t>
-      </w:r>
-      <w:proofErr w:type="gramEnd"/>
+      </w:pPr>
       <w:r>
         <w:rPr>
           <w:rFonts w:ascii="Times New Roman" w:hAnsi="Times New Roman"/>
           <w:szCs w:val="24"/>
         </w:rPr>
-        <w:t>…/……….</w:t>
+        <w:t>(</w:t>
+      </w:r>
+      <w:r>
+        <w:rPr>
+          <w:rFonts w:ascii="Times New Roman" w:hAnsi="Times New Roman"/>
+          <w:szCs w:val="24"/>
+        </w:rPr>
+        <w:t>Edward Mandishe</w:t>
+      </w:r>
+      <w:r>
+        <w:rPr>
+          <w:rFonts w:ascii="Times New Roman" w:hAnsi="Times New Roman"/>
+          <w:szCs w:val="24"/>
+        </w:rPr>
+        <w:t xml:space="preserve">) </w:t>
       </w:r>
     </w:p>
     <w:p>
@@ -1882,21 +1885,24 @@
           <w:rFonts w:ascii="Times New Roman" w:hAnsi="Times New Roman"/>
           <w:szCs w:val="24"/>
         </w:rPr>
-        <w:t>(</w:t>
-      </w:r>
-      <w:r>
+        <w:t xml:space="preserve">Department of Computer Science </w:t>
+      </w:r>
+    </w:p>
+    <w:p>
+      <w:pPr>
+        <w:spacing w:line="360" w:lineRule="auto"/>
+        <w:jc w:val="both"/>
         <w:rPr>
           <w:rFonts w:ascii="Times New Roman" w:hAnsi="Times New Roman"/>
           <w:szCs w:val="24"/>
         </w:rPr>
-        <w:t>Edward Mandishe</w:t>
-      </w:r>
+      </w:pPr>
       <w:r>
         <w:rPr>
           <w:rFonts w:ascii="Times New Roman" w:hAnsi="Times New Roman"/>
           <w:szCs w:val="24"/>
         </w:rPr>
-        <w:t xml:space="preserve">) </w:t>
+        <w:t>Harare Institute of Technology</w:t>
       </w:r>
     </w:p>
     <w:p>
@@ -1908,13 +1914,16 @@
           <w:szCs w:val="24"/>
         </w:rPr>
       </w:pPr>
-      <w:r>
+    </w:p>
+    <w:p>
+      <w:pPr>
+        <w:spacing w:line="360" w:lineRule="auto"/>
+        <w:jc w:val="both"/>
         <w:rPr>
           <w:rFonts w:ascii="Times New Roman" w:hAnsi="Times New Roman"/>
           <w:szCs w:val="24"/>
         </w:rPr>
-        <w:t xml:space="preserve">Department of Computer Science </w:t>
-      </w:r>
+      </w:pPr>
     </w:p>
     <w:p>
       <w:pPr>
@@ -1930,54 +1939,8 @@
           <w:rFonts w:ascii="Times New Roman" w:hAnsi="Times New Roman"/>
           <w:szCs w:val="24"/>
         </w:rPr>
-        <w:t>Harare Institute of Technology</w:t>
-      </w:r>
-    </w:p>
-    <w:p>
-      <w:pPr>
-        <w:spacing w:line="360" w:lineRule="auto"/>
-        <w:jc w:val="both"/>
-        <w:rPr>
-          <w:rFonts w:ascii="Times New Roman" w:hAnsi="Times New Roman"/>
-          <w:szCs w:val="24"/>
-        </w:rPr>
-      </w:pPr>
-    </w:p>
-    <w:p>
-      <w:pPr>
-        <w:spacing w:line="360" w:lineRule="auto"/>
-        <w:jc w:val="both"/>
-        <w:rPr>
-          <w:rFonts w:ascii="Times New Roman" w:hAnsi="Times New Roman"/>
-          <w:szCs w:val="24"/>
-        </w:rPr>
-      </w:pPr>
-    </w:p>
-    <w:p>
-      <w:pPr>
-        <w:spacing w:line="360" w:lineRule="auto"/>
-        <w:jc w:val="both"/>
-        <w:rPr>
-          <w:rFonts w:ascii="Times New Roman" w:hAnsi="Times New Roman"/>
-          <w:szCs w:val="24"/>
-        </w:rPr>
-      </w:pPr>
-      <w:r>
-        <w:rPr>
-          <w:rFonts w:ascii="Times New Roman" w:hAnsi="Times New Roman"/>
-          <w:szCs w:val="24"/>
-        </w:rPr>
-        <w:t>Supervisor’s signature ………………</w:t>
-      </w:r>
-      <w:proofErr w:type="gramStart"/>
-      <w:r>
-        <w:rPr>
-          <w:rFonts w:ascii="Times New Roman" w:hAnsi="Times New Roman"/>
-          <w:szCs w:val="24"/>
-        </w:rPr>
-        <w:t>…..</w:t>
-      </w:r>
-      <w:proofErr w:type="gramEnd"/>
+        <w:t>Supervisor’s signature …………………..</w:t>
+      </w:r>
       <w:r>
         <w:rPr>
           <w:rFonts w:ascii="Times New Roman" w:hAnsi="Times New Roman"/>
@@ -2744,7 +2707,6 @@
         </w:rPr>
         <w:t xml:space="preserve">nesu </w:t>
       </w:r>
-      <w:proofErr w:type="spellStart"/>
       <w:r>
         <w:rPr>
           <w:rFonts w:ascii="Times New Roman" w:hAnsi="Times New Roman"/>
@@ -2759,16 +2721,15 @@
           <w:sz w:val="24"/>
           <w:szCs w:val="24"/>
         </w:rPr>
-        <w:t>upanduki</w:t>
-      </w:r>
-      <w:proofErr w:type="spellEnd"/>
+        <w:t xml:space="preserve">upanduki (registration no: </w:t>
+      </w:r>
       <w:r>
         <w:rPr>
           <w:rFonts w:ascii="Times New Roman" w:hAnsi="Times New Roman"/>
           <w:sz w:val="24"/>
           <w:szCs w:val="24"/>
         </w:rPr>
-        <w:t xml:space="preserve"> (registration no: </w:t>
+        <w:t>H</w:t>
       </w:r>
       <w:r>
         <w:rPr>
@@ -2776,6 +2737,30 @@
           <w:sz w:val="24"/>
           <w:szCs w:val="24"/>
         </w:rPr>
+        <w:t>190197</w:t>
+      </w:r>
+      <w:r>
+        <w:rPr>
+          <w:rFonts w:ascii="Times New Roman" w:hAnsi="Times New Roman"/>
+          <w:sz w:val="24"/>
+          <w:szCs w:val="24"/>
+        </w:rPr>
+        <w:t>F</w:t>
+      </w:r>
+      <w:r>
+        <w:rPr>
+          <w:rFonts w:ascii="Times New Roman" w:hAnsi="Times New Roman"/>
+          <w:sz w:val="24"/>
+          <w:szCs w:val="24"/>
+        </w:rPr>
+        <w:t xml:space="preserve">) </w:t>
+      </w:r>
+      <w:r>
+        <w:rPr>
+          <w:rFonts w:ascii="Times New Roman" w:hAnsi="Times New Roman"/>
+          <w:sz w:val="24"/>
+          <w:szCs w:val="24"/>
+        </w:rPr>
         <w:t>H</w:t>
       </w:r>
       <w:r>
@@ -2784,7 +2769,7 @@
           <w:sz w:val="24"/>
           <w:szCs w:val="24"/>
         </w:rPr>
-        <w:t>190197</w:t>
+        <w:t xml:space="preserve">arare </w:t>
       </w:r>
       <w:r>
         <w:rPr>
@@ -2792,7 +2777,7 @@
           <w:sz w:val="24"/>
           <w:szCs w:val="24"/>
         </w:rPr>
-        <w:t>F</w:t>
+        <w:t>I</w:t>
       </w:r>
       <w:r>
         <w:rPr>
@@ -2800,7 +2785,7 @@
           <w:sz w:val="24"/>
           <w:szCs w:val="24"/>
         </w:rPr>
-        <w:t xml:space="preserve">) </w:t>
+        <w:t xml:space="preserve">nstitute of </w:t>
       </w:r>
       <w:r>
         <w:rPr>
@@ -2808,7 +2793,7 @@
           <w:sz w:val="24"/>
           <w:szCs w:val="24"/>
         </w:rPr>
-        <w:t>H</w:t>
+        <w:t>T</w:t>
       </w:r>
       <w:r>
         <w:rPr>
@@ -2816,15 +2801,18 @@
           <w:sz w:val="24"/>
           <w:szCs w:val="24"/>
         </w:rPr>
-        <w:t xml:space="preserve">arare </w:t>
+        <w:t>echnology has published article entitled “</w:t>
       </w:r>
       <w:r>
         <w:rPr>
           <w:rFonts w:ascii="Times New Roman" w:hAnsi="Times New Roman"/>
-          <w:sz w:val="24"/>
-          <w:szCs w:val="24"/>
-        </w:rPr>
-        <w:t>I</w:t>
+          <w:b/>
+          <w:bCs/>
+          <w:sz w:val="24"/>
+          <w:szCs w:val="24"/>
+          <w:lang w:val="en-GB"/>
+        </w:rPr>
+        <w:t>WEB BASED IDE TAILORED FOR HIT SIST PROGRAMMING COURSES</w:t>
       </w:r>
       <w:r>
         <w:rPr>
@@ -2832,60 +2820,7 @@
           <w:sz w:val="24"/>
           <w:szCs w:val="24"/>
         </w:rPr>
-        <w:t xml:space="preserve">nstitute of </w:t>
-      </w:r>
-      <w:r>
-        <w:rPr>
-          <w:rFonts w:ascii="Times New Roman" w:hAnsi="Times New Roman"/>
-          <w:sz w:val="24"/>
-          <w:szCs w:val="24"/>
-        </w:rPr>
-        <w:t>T</w:t>
-      </w:r>
-      <w:r>
-        <w:rPr>
-          <w:rFonts w:ascii="Times New Roman" w:hAnsi="Times New Roman"/>
-          <w:sz w:val="24"/>
-          <w:szCs w:val="24"/>
-        </w:rPr>
-        <w:t>echnology has published article entitled “</w:t>
-      </w:r>
-      <w:r>
-        <w:rPr>
-          <w:rFonts w:ascii="Times New Roman" w:hAnsi="Times New Roman"/>
-          <w:b/>
-          <w:bCs/>
-          <w:sz w:val="24"/>
-          <w:szCs w:val="24"/>
-          <w:lang w:val="en-GB"/>
-        </w:rPr>
-        <w:t>WEB BASED IDE TAILORED FOR HIT SIST PROGRAMMING COURSES</w:t>
-      </w:r>
-      <w:r>
-        <w:rPr>
-          <w:rFonts w:ascii="Times New Roman" w:hAnsi="Times New Roman"/>
-          <w:sz w:val="24"/>
-          <w:szCs w:val="24"/>
-        </w:rPr>
-        <w:t xml:space="preserve">” for publication by the  </w:t>
-      </w:r>
-      <w:proofErr w:type="spellStart"/>
-      <w:r>
-        <w:rPr>
-          <w:rFonts w:ascii="Times New Roman" w:hAnsi="Times New Roman"/>
-          <w:sz w:val="24"/>
-          <w:szCs w:val="24"/>
-        </w:rPr>
-        <w:t>harare</w:t>
-      </w:r>
-      <w:proofErr w:type="spellEnd"/>
-      <w:r>
-        <w:rPr>
-          <w:rFonts w:ascii="Times New Roman" w:hAnsi="Times New Roman"/>
-          <w:sz w:val="24"/>
-          <w:szCs w:val="24"/>
-        </w:rPr>
-        <w:t xml:space="preserve"> institute of technology school of information sciences and technology journal.</w:t>
+        <w:t>” for publication by the  harare institute of technology school of information sciences and technology journal.</w:t>
       </w:r>
     </w:p>
     <w:p>
@@ -3407,25 +3342,23 @@
           <w:sz w:val="24"/>
           <w:szCs w:val="24"/>
         </w:rPr>
-        <w:t xml:space="preserve">Mr. R. A. </w:t>
-      </w:r>
-      <w:proofErr w:type="spellStart"/>
+        <w:t xml:space="preserve">Mr. R. A. Mupanduki (h190197f) </w:t>
+      </w:r>
       <w:r>
         <w:rPr>
           <w:rFonts w:ascii="Times New Roman" w:hAnsi="Times New Roman"/>
           <w:sz w:val="24"/>
           <w:szCs w:val="24"/>
         </w:rPr>
-        <w:t>Mupanduki</w:t>
-      </w:r>
-      <w:proofErr w:type="spellEnd"/>
+        <w:t>Harare I</w:t>
+      </w:r>
       <w:r>
         <w:rPr>
           <w:rFonts w:ascii="Times New Roman" w:hAnsi="Times New Roman"/>
           <w:sz w:val="24"/>
           <w:szCs w:val="24"/>
         </w:rPr>
-        <w:t xml:space="preserve"> (h190197f) </w:t>
+        <w:t xml:space="preserve">nstitute </w:t>
       </w:r>
       <w:r>
         <w:rPr>
@@ -3433,7 +3366,7 @@
           <w:sz w:val="24"/>
           <w:szCs w:val="24"/>
         </w:rPr>
-        <w:t>Harare I</w:t>
+        <w:t>O</w:t>
       </w:r>
       <w:r>
         <w:rPr>
@@ -3441,9 +3374,94 @@
           <w:sz w:val="24"/>
           <w:szCs w:val="24"/>
         </w:rPr>
+        <w:t xml:space="preserve">f </w:t>
+      </w:r>
+      <w:r>
+        <w:rPr>
+          <w:rFonts w:ascii="Times New Roman" w:hAnsi="Times New Roman"/>
+          <w:sz w:val="24"/>
+          <w:szCs w:val="24"/>
+        </w:rPr>
+        <w:t>T</w:t>
+      </w:r>
+      <w:r>
+        <w:rPr>
+          <w:rFonts w:ascii="Times New Roman" w:hAnsi="Times New Roman"/>
+          <w:sz w:val="24"/>
+          <w:szCs w:val="24"/>
+        </w:rPr>
+        <w:t xml:space="preserve">echnology, Harare, Zimbabwe </w:t>
+      </w:r>
+    </w:p>
+    <w:p>
+      <w:pPr>
+        <w:spacing w:line="360" w:lineRule="auto"/>
+        <w:jc w:val="both"/>
+        <w:rPr>
+          <w:rFonts w:ascii="Times New Roman" w:hAnsi="Times New Roman"/>
+          <w:sz w:val="24"/>
+          <w:szCs w:val="24"/>
+        </w:rPr>
+      </w:pPr>
+      <w:r>
+        <w:rPr>
+          <w:rFonts w:ascii="Times New Roman" w:hAnsi="Times New Roman"/>
+          <w:sz w:val="24"/>
+          <w:szCs w:val="24"/>
+        </w:rPr>
+        <w:t xml:space="preserve">………………………………………………… </w:t>
+      </w:r>
+    </w:p>
+    <w:p>
+      <w:pPr>
+        <w:spacing w:line="360" w:lineRule="auto"/>
+        <w:jc w:val="both"/>
+        <w:rPr>
+          <w:rFonts w:ascii="Times New Roman" w:hAnsi="Times New Roman"/>
+          <w:sz w:val="24"/>
+          <w:szCs w:val="24"/>
+        </w:rPr>
+      </w:pPr>
+      <w:r>
+        <w:rPr>
+          <w:rFonts w:ascii="Times New Roman" w:hAnsi="Times New Roman"/>
+          <w:sz w:val="24"/>
+          <w:szCs w:val="24"/>
+        </w:rPr>
+        <w:t xml:space="preserve">Mrs. M. Gondo </w:t>
+      </w:r>
+      <w:r>
+        <w:rPr>
+          <w:rFonts w:ascii="Times New Roman" w:hAnsi="Times New Roman"/>
+          <w:sz w:val="24"/>
+          <w:szCs w:val="24"/>
+        </w:rPr>
+        <w:t>H</w:t>
+      </w:r>
+      <w:r>
+        <w:rPr>
+          <w:rFonts w:ascii="Times New Roman" w:hAnsi="Times New Roman"/>
+          <w:sz w:val="24"/>
+          <w:szCs w:val="24"/>
+        </w:rPr>
+        <w:t xml:space="preserve">arare </w:t>
+      </w:r>
+      <w:r>
+        <w:rPr>
+          <w:rFonts w:ascii="Times New Roman" w:hAnsi="Times New Roman"/>
+          <w:sz w:val="24"/>
+          <w:szCs w:val="24"/>
+        </w:rPr>
+        <w:t>I</w:t>
+      </w:r>
+      <w:r>
+        <w:rPr>
+          <w:rFonts w:ascii="Times New Roman" w:hAnsi="Times New Roman"/>
+          <w:sz w:val="24"/>
+          <w:szCs w:val="24"/>
+        </w:rPr>
         <w:t xml:space="preserve">nstitute </w:t>
       </w:r>
-      <w:proofErr w:type="gramStart"/>
       <w:r>
         <w:rPr>
           <w:rFonts w:ascii="Times New Roman" w:hAnsi="Times New Roman"/>
@@ -3458,128 +3476,7 @@
           <w:sz w:val="24"/>
           <w:szCs w:val="24"/>
         </w:rPr>
-        <w:t>f</w:t>
-      </w:r>
-      <w:proofErr w:type="gramEnd"/>
-      <w:r>
-        <w:rPr>
-          <w:rFonts w:ascii="Times New Roman" w:hAnsi="Times New Roman"/>
-          <w:sz w:val="24"/>
-          <w:szCs w:val="24"/>
-        </w:rPr>
-        <w:t xml:space="preserve"> </w:t>
-      </w:r>
-      <w:r>
-        <w:rPr>
-          <w:rFonts w:ascii="Times New Roman" w:hAnsi="Times New Roman"/>
-          <w:sz w:val="24"/>
-          <w:szCs w:val="24"/>
-        </w:rPr>
-        <w:t>T</w:t>
-      </w:r>
-      <w:r>
-        <w:rPr>
-          <w:rFonts w:ascii="Times New Roman" w:hAnsi="Times New Roman"/>
-          <w:sz w:val="24"/>
-          <w:szCs w:val="24"/>
-        </w:rPr>
-        <w:t xml:space="preserve">echnology, Harare, Zimbabwe </w:t>
-      </w:r>
-    </w:p>
-    <w:p>
-      <w:pPr>
-        <w:spacing w:line="360" w:lineRule="auto"/>
-        <w:jc w:val="both"/>
-        <w:rPr>
-          <w:rFonts w:ascii="Times New Roman" w:hAnsi="Times New Roman"/>
-          <w:sz w:val="24"/>
-          <w:szCs w:val="24"/>
-        </w:rPr>
-      </w:pPr>
-      <w:r>
-        <w:rPr>
-          <w:rFonts w:ascii="Times New Roman" w:hAnsi="Times New Roman"/>
-          <w:sz w:val="24"/>
-          <w:szCs w:val="24"/>
-        </w:rPr>
-        <w:t xml:space="preserve">………………………………………………… </w:t>
-      </w:r>
-    </w:p>
-    <w:p>
-      <w:pPr>
-        <w:spacing w:line="360" w:lineRule="auto"/>
-        <w:jc w:val="both"/>
-        <w:rPr>
-          <w:rFonts w:ascii="Times New Roman" w:hAnsi="Times New Roman"/>
-          <w:sz w:val="24"/>
-          <w:szCs w:val="24"/>
-        </w:rPr>
-      </w:pPr>
-      <w:r>
-        <w:rPr>
-          <w:rFonts w:ascii="Times New Roman" w:hAnsi="Times New Roman"/>
-          <w:sz w:val="24"/>
-          <w:szCs w:val="24"/>
-        </w:rPr>
-        <w:t xml:space="preserve">Mrs. M. Gondo </w:t>
-      </w:r>
-      <w:r>
-        <w:rPr>
-          <w:rFonts w:ascii="Times New Roman" w:hAnsi="Times New Roman"/>
-          <w:sz w:val="24"/>
-          <w:szCs w:val="24"/>
-        </w:rPr>
-        <w:t>H</w:t>
-      </w:r>
-      <w:r>
-        <w:rPr>
-          <w:rFonts w:ascii="Times New Roman" w:hAnsi="Times New Roman"/>
-          <w:sz w:val="24"/>
-          <w:szCs w:val="24"/>
-        </w:rPr>
-        <w:t xml:space="preserve">arare </w:t>
-      </w:r>
-      <w:r>
-        <w:rPr>
-          <w:rFonts w:ascii="Times New Roman" w:hAnsi="Times New Roman"/>
-          <w:sz w:val="24"/>
-          <w:szCs w:val="24"/>
-        </w:rPr>
-        <w:t>I</w:t>
-      </w:r>
-      <w:r>
-        <w:rPr>
-          <w:rFonts w:ascii="Times New Roman" w:hAnsi="Times New Roman"/>
-          <w:sz w:val="24"/>
-          <w:szCs w:val="24"/>
-        </w:rPr>
-        <w:t xml:space="preserve">nstitute </w:t>
-      </w:r>
-      <w:proofErr w:type="gramStart"/>
-      <w:r>
-        <w:rPr>
-          <w:rFonts w:ascii="Times New Roman" w:hAnsi="Times New Roman"/>
-          <w:sz w:val="24"/>
-          <w:szCs w:val="24"/>
-        </w:rPr>
-        <w:t>O</w:t>
-      </w:r>
-      <w:r>
-        <w:rPr>
-          <w:rFonts w:ascii="Times New Roman" w:hAnsi="Times New Roman"/>
-          <w:sz w:val="24"/>
-          <w:szCs w:val="24"/>
-        </w:rPr>
-        <w:t>f</w:t>
-      </w:r>
-      <w:proofErr w:type="gramEnd"/>
-      <w:r>
-        <w:rPr>
-          <w:rFonts w:ascii="Times New Roman" w:hAnsi="Times New Roman"/>
-          <w:sz w:val="24"/>
-          <w:szCs w:val="24"/>
-        </w:rPr>
-        <w:t xml:space="preserve"> </w:t>
+        <w:t xml:space="preserve">f </w:t>
       </w:r>
       <w:r>
         <w:rPr>
@@ -4710,6 +4607,13 @@
     </w:p>
     <w:sdt>
       <w:sdtPr>
+        <w:rPr>
+          <w:rFonts w:asciiTheme="minorHAnsi" w:eastAsiaTheme="minorHAnsi" w:hAnsiTheme="minorHAnsi" w:cstheme="minorBidi"/>
+          <w:color w:val="auto"/>
+          <w:sz w:val="22"/>
+          <w:szCs w:val="22"/>
+          <w:lang w:val="en-ZW"/>
+        </w:rPr>
         <w:id w:val="-404840328"/>
         <w:docPartObj>
           <w:docPartGallery w:val="Table of Contents"/>
@@ -4718,14 +4622,9 @@
       </w:sdtPr>
       <w:sdtEndPr>
         <w:rPr>
-          <w:rFonts w:asciiTheme="minorHAnsi" w:eastAsiaTheme="minorHAnsi" w:hAnsiTheme="minorHAnsi" w:cstheme="minorBidi"/>
           <w:b/>
           <w:bCs/>
           <w:noProof/>
-          <w:color w:val="auto"/>
-          <w:sz w:val="22"/>
-          <w:szCs w:val="22"/>
-          <w:lang w:val="en-ZW"/>
         </w:rPr>
       </w:sdtEndPr>
       <w:sdtContent>
@@ -15395,6 +15294,16 @@
         </w:rPr>
         <w:t>UML- ER Diagram</w:t>
       </w:r>
+      <w:r>
+        <w:rPr>
+          <w:rFonts w:ascii="Times New Roman" w:eastAsia="Times New Roman" w:hAnsi="Times New Roman" w:cs="Times New Roman"/>
+          <w:color w:val="000000"/>
+          <w:sz w:val="24"/>
+          <w:szCs w:val="24"/>
+          <w:lang w:eastAsia="en-GB"/>
+        </w:rPr>
+        <w:t xml:space="preserve"> </w:t>
+      </w:r>
     </w:p>
     <w:p>
       <w:pPr>
@@ -19166,7 +19075,7 @@
         </mc:Choice>
         <mc:Fallback>
           <w:pict>
-            <v:rect w14:anchorId="551C3281" id="Rectangle 58" o:spid="_x0000_s1026" style="position:absolute;margin-left:0;margin-top:0;width:468pt;height:2.85pt;z-index:-251654656;visibility:visible;mso-wrap-style:square;mso-width-percent:1000;mso-height-percent:0;mso-wrap-distance-left:9pt;mso-wrap-distance-top:7.2pt;mso-wrap-distance-right:9pt;mso-wrap-distance-bottom:7.2pt;mso-position-horizontal:center;mso-position-horizontal-relative:margin;mso-position-vertical:top;mso-position-vertical-relative:bottom-margin-area;mso-width-percent:1000;mso-height-percent:0;mso-width-relative:margin;mso-height-relative:margin;v-text-anchor:middle" o:gfxdata="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" fillcolor="#5b9bd5" stroked="f" strokeweight="1pt">
+            <v:rect w14:anchorId="1FB12D03" id="Rectangle 58" o:spid="_x0000_s1026" style="position:absolute;margin-left:0;margin-top:0;width:468pt;height:2.85pt;z-index:-251654656;visibility:visible;mso-wrap-style:square;mso-width-percent:1000;mso-height-percent:0;mso-wrap-distance-left:9pt;mso-wrap-distance-top:7.2pt;mso-wrap-distance-right:9pt;mso-wrap-distance-bottom:7.2pt;mso-position-horizontal:center;mso-position-horizontal-relative:margin;mso-position-vertical:top;mso-position-vertical-relative:bottom-margin-area;mso-width-percent:1000;mso-height-percent:0;mso-width-relative:margin;mso-height-relative:margin;v-text-anchor:middle" o:gfxdata="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" fillcolor="#5b9bd5" stroked="f" strokeweight="1pt">
               <w10:wrap type="square" anchorx="margin" anchory="margin"/>
             </v:rect>
           </w:pict>
@@ -19435,7 +19344,7 @@
         </mc:Choice>
         <mc:Fallback>
           <w:pict>
-            <v:rect w14:anchorId="44BD4A00" id="Rectangle 1343645420" o:spid="_x0000_s1026" style="position:absolute;margin-left:0;margin-top:0;width:468pt;height:2.85pt;z-index:-251645440;visibility:visible;mso-wrap-style:square;mso-width-percent:1000;mso-height-percent:0;mso-wrap-distance-left:9pt;mso-wrap-distance-top:7.2pt;mso-wrap-distance-right:9pt;mso-wrap-distance-bottom:7.2pt;mso-position-horizontal:center;mso-position-horizontal-relative:margin;mso-position-vertical:top;mso-position-vertical-relative:bottom-margin-area;mso-width-percent:1000;mso-height-percent:0;mso-width-relative:margin;mso-height-relative:margin;v-text-anchor:middle" o:gfxdata="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" fillcolor="#5b9bd5" stroked="f" strokeweight="1pt">
+            <v:rect w14:anchorId="49E02237" id="Rectangle 1343645420" o:spid="_x0000_s1026" style="position:absolute;margin-left:0;margin-top:0;width:468pt;height:2.85pt;z-index:-251645440;visibility:visible;mso-wrap-style:square;mso-width-percent:1000;mso-height-percent:0;mso-wrap-distance-left:9pt;mso-wrap-distance-top:7.2pt;mso-wrap-distance-right:9pt;mso-wrap-distance-bottom:7.2pt;mso-position-horizontal:center;mso-position-horizontal-relative:margin;mso-position-vertical:top;mso-position-vertical-relative:bottom-margin-area;mso-width-percent:1000;mso-height-percent:0;mso-width-relative:margin;mso-height-relative:margin;v-text-anchor:middle" o:gfxdata="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" fillcolor="#5b9bd5" stroked="f" strokeweight="1pt">
               <w10:wrap type="square" anchorx="margin" anchory="margin"/>
             </v:rect>
           </w:pict>
@@ -19694,7 +19603,7 @@
         </mc:Choice>
         <mc:Fallback>
           <w:pict>
-            <v:rect w14:anchorId="768AE3D3" id="Rectangle 215890871" o:spid="_x0000_s1026" style="position:absolute;margin-left:0;margin-top:0;width:468pt;height:2.85pt;z-index:-251639296;visibility:visible;mso-wrap-style:square;mso-width-percent:1000;mso-height-percent:0;mso-wrap-distance-left:9pt;mso-wrap-distance-top:7.2pt;mso-wrap-distance-right:9pt;mso-wrap-distance-bottom:7.2pt;mso-position-horizontal:center;mso-position-horizontal-relative:margin;mso-position-vertical:top;mso-position-vertical-relative:bottom-margin-area;mso-width-percent:1000;mso-height-percent:0;mso-width-relative:margin;mso-height-relative:margin;v-text-anchor:middle" o:gfxdata="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" fillcolor="#5b9bd5" stroked="f" strokeweight="1pt">
+            <v:rect w14:anchorId="1EEFB1E8" id="Rectangle 215890871" o:spid="_x0000_s1026" style="position:absolute;margin-left:0;margin-top:0;width:468pt;height:2.85pt;z-index:-251639296;visibility:visible;mso-wrap-style:square;mso-width-percent:1000;mso-height-percent:0;mso-wrap-distance-left:9pt;mso-wrap-distance-top:7.2pt;mso-wrap-distance-right:9pt;mso-wrap-distance-bottom:7.2pt;mso-position-horizontal:center;mso-position-horizontal-relative:margin;mso-position-vertical:top;mso-position-vertical-relative:bottom-margin-area;mso-width-percent:1000;mso-height-percent:0;mso-width-relative:margin;mso-height-relative:margin;v-text-anchor:middle" o:gfxdata="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" fillcolor="#5b9bd5" stroked="f" strokeweight="1pt">
               <w10:wrap type="square" anchorx="margin" anchory="margin"/>
             </v:rect>
           </w:pict>
@@ -19915,7 +19824,7 @@
         </mc:Choice>
         <mc:Fallback>
           <w:pict>
-            <v:group w14:anchorId="1B00AA47" id="Group 25852" o:spid="_x0000_s1026" style="position:absolute;margin-left:0;margin-top:0;width:0;height:0;z-index:-251660800;mso-position-horizontal-relative:page;mso-position-vertical-relative:page" coordsize="1,1" o:gfxdata="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">
+            <v:group w14:anchorId="56A5171A" id="Group 25852" o:spid="_x0000_s1026" style="position:absolute;margin-left:0;margin-top:0;width:0;height:0;z-index:-251660800;mso-position-horizontal-relative:page;mso-position-vertical-relative:page" coordsize="1,1" o:gfxdata="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">
               <w10:wrap anchorx="page" anchory="page"/>
             </v:group>
           </w:pict>
@@ -28642,6 +28551,7 @@
   <w:style w:type="character" w:default="1" w:styleId="DefaultParagraphFont">
     <w:name w:val="Default Paragraph Font"/>
     <w:uiPriority w:val="1"/>
+    <w:semiHidden/>
     <w:unhideWhenUsed/>
   </w:style>
   <w:style w:type="table" w:default="1" w:styleId="TableNormal">
@@ -28909,6 +28819,72 @@
     <w:rPr>
       <w:color w:val="0000FF" w:themeColor="hyperlink"/>
       <w:u w:val="single"/>
+    </w:rPr>
+  </w:style>
+  <w:style w:type="character" w:styleId="CommentReference">
+    <w:name w:val="annotation reference"/>
+    <w:basedOn w:val="DefaultParagraphFont"/>
+    <w:uiPriority w:val="99"/>
+    <w:semiHidden/>
+    <w:unhideWhenUsed/>
+    <w:rsid w:val="008A103F"/>
+    <w:rPr>
+      <w:sz w:val="16"/>
+      <w:szCs w:val="16"/>
+    </w:rPr>
+  </w:style>
+  <w:style w:type="paragraph" w:styleId="CommentText">
+    <w:name w:val="annotation text"/>
+    <w:basedOn w:val="Normal"/>
+    <w:link w:val="CommentTextChar"/>
+    <w:uiPriority w:val="99"/>
+    <w:unhideWhenUsed/>
+    <w:rsid w:val="008A103F"/>
+    <w:pPr>
+      <w:spacing w:line="240" w:lineRule="auto"/>
+    </w:pPr>
+    <w:rPr>
+      <w:sz w:val="20"/>
+      <w:szCs w:val="20"/>
+    </w:rPr>
+  </w:style>
+  <w:style w:type="character" w:customStyle="1" w:styleId="CommentTextChar">
+    <w:name w:val="Comment Text Char"/>
+    <w:basedOn w:val="DefaultParagraphFont"/>
+    <w:link w:val="CommentText"/>
+    <w:uiPriority w:val="99"/>
+    <w:rsid w:val="008A103F"/>
+    <w:rPr>
+      <w:sz w:val="20"/>
+      <w:szCs w:val="20"/>
+    </w:rPr>
+  </w:style>
+  <w:style w:type="paragraph" w:styleId="CommentSubject">
+    <w:name w:val="annotation subject"/>
+    <w:basedOn w:val="CommentText"/>
+    <w:next w:val="CommentText"/>
+    <w:link w:val="CommentSubjectChar"/>
+    <w:uiPriority w:val="99"/>
+    <w:semiHidden/>
+    <w:unhideWhenUsed/>
+    <w:rsid w:val="008A103F"/>
+    <w:rPr>
+      <w:b/>
+      <w:bCs/>
+    </w:rPr>
+  </w:style>
+  <w:style w:type="character" w:customStyle="1" w:styleId="CommentSubjectChar">
+    <w:name w:val="Comment Subject Char"/>
+    <w:basedOn w:val="CommentTextChar"/>
+    <w:link w:val="CommentSubject"/>
+    <w:uiPriority w:val="99"/>
+    <w:semiHidden/>
+    <w:rsid w:val="008A103F"/>
+    <w:rPr>
+      <w:b/>
+      <w:bCs/>
+      <w:sz w:val="20"/>
+      <w:szCs w:val="20"/>
     </w:rPr>
   </w:style>
 </w:styles>
